--- a/002-maze-madness/worksheets/extension-builder-challenge.docx
+++ b/002-maze-madness/worksheets/extension-builder-challenge.docx
@@ -13,7 +13,7 @@
           <w:b/>
           <w:sz w:val="40"/>
         </w:rPr>
-        <w:t>🏗️ M002 Extension 3 — Build Your Own 6-Maze Challenge</w:t>
+        <w:t>🧩 M002 Extension 3 — Builder Challenge</w:t>
       </w:r>
     </w:p>
     <w:p>
@@ -55,7 +55,7 @@
         <w:t>Time:</w:t>
       </w:r>
       <w:r>
-        <w:t xml:space="preserve"> about 75 minutes</w:t>
+        <w:t xml:space="preserve"> about 60 minutes</w:t>
       </w:r>
     </w:p>
     <w:p>
@@ -73,7 +73,7 @@
         <w:t>builder challenge</w:t>
       </w:r>
       <w:r>
-        <w:t xml:space="preserve"> for students who have finished the weekly mazes. This time you are not solving someone else's maze — </w:t>
+        <w:t xml:space="preserve">. This time you are not solving someone else's maze — </w:t>
       </w:r>
       <w:r>
         <w:rPr>
@@ -82,16 +82,16 @@
         <w:t>you are the maze maker.</w:t>
       </w:r>
       <w:r>
-        <w:t xml:space="preserve"> You will design one long maze that </w:t>
+        <w:t xml:space="preserve"> Design one maze that </w:t>
       </w:r>
       <w:r>
         <w:rPr>
           <w:b/>
         </w:rPr>
-        <w:t>stretches through 6 different sections</w:t>
+        <w:t>stretches through 6 zones</w:t>
       </w:r>
       <w:r>
-        <w:t xml:space="preserve">, wire it with pistons and doors, and then write the </w:t>
+        <w:t xml:space="preserve">, wire it with pistons and doors, then write the </w:t>
       </w:r>
       <w:r>
         <w:rPr>
@@ -109,7 +109,7 @@
         <w:keepLines/>
       </w:pPr>
       <w:r>
-        <w:t xml:space="preserve">Open the </w:t>
+        <w:t xml:space="preserve">Open </w:t>
       </w:r>
       <w:r>
         <w:rPr>
@@ -118,16 +118,7 @@
         <w:t>M002 EXT 3 — Cube World</w:t>
       </w:r>
       <w:r>
-        <w:t xml:space="preserve"> and build inside it. You drive the agent with </w:t>
-      </w:r>
-      <w:r>
-        <w:rPr>
-          <w:b/>
-        </w:rPr>
-        <w:t>chat commands</w:t>
-      </w:r>
-      <w:r>
-        <w:t xml:space="preserve"> just like before: </w:t>
+        <w:t xml:space="preserve"> and build inside it. Drive the agent with chat: </w:t>
       </w:r>
       <w:r>
         <w:rPr>
@@ -160,7 +151,7 @@
         <w:t>run</w:t>
       </w:r>
       <w:r>
-        <w:t xml:space="preserve"> starts your solver, and </w:t>
+        <w:t xml:space="preserve"> starts your solver, </w:t>
       </w:r>
       <w:r>
         <w:rPr>
@@ -254,7 +245,7 @@
         <w:t>4 AND conditions</w:t>
       </w:r>
       <w:r>
-        <w:t xml:space="preserve"> in your solution code (</w:t>
+        <w:t xml:space="preserve"> in your solution (</w:t>
       </w:r>
       <w:r>
         <w:rPr>
@@ -285,7 +276,7 @@
         <w:t>1 OR condition</w:t>
       </w:r>
       <w:r>
-        <w:t xml:space="preserve"> in your solution code (</w:t>
+        <w:t xml:space="preserve"> in your solution (</w:t>
       </w:r>
       <w:r>
         <w:rPr>
@@ -305,7 +296,7 @@
         <w:keepLines/>
       </w:pPr>
       <w:r>
-        <w:t>Keep this page beside you while you build — you will check off each part as you go.</w:t>
+        <w:t>Keep this page beside you — tick off each part as you go.</w:t>
       </w:r>
     </w:p>
     <w:p>
@@ -321,7 +312,7 @@
           <w:color w:val="1A4D2E"/>
           <w:sz w:val="30"/>
         </w:rPr>
-        <w:t>1 · Plan Your 6 Mazes 🗺️</w:t>
+        <w:t>1 · Design Your 6 Zones 🗺️</w:t>
       </w:r>
     </w:p>
     <w:p>
@@ -345,10 +336,10 @@
         <w:rPr>
           <w:b/>
         </w:rPr>
-        <w:t>6 sections</w:t>
+        <w:t>6 zones</w:t>
       </w:r>
       <w:r>
-        <w:t xml:space="preserve"> in a row — the agent finishes one and walks straight into the next. Give each section one job.</w:t>
+        <w:t xml:space="preserve"> in a row — the agent finishes one and walks straight into the next. Give each zone one job: a turn, a piston, a door, or a junction where the agent must check two things.</w:t>
       </w:r>
     </w:p>
     <w:p>
@@ -360,10 +351,10 @@
         <w:rPr>
           <w:b/>
         </w:rPr>
-        <w:t>Sketch your 6 sections.</w:t>
+        <w:t>Sketch your 6 zones.</w:t>
       </w:r>
       <w:r>
-        <w:t xml:space="preserve"> For each one, write the section number and what makes it tricky (a turn, a piston, a door, a junction where the agent must check two things).</w:t>
+        <w:t xml:space="preserve"> Write each zone number and what makes it tricky.</w:t>
       </w:r>
     </w:p>
     <w:p>
@@ -492,7 +483,7 @@
         <w:rPr>
           <w:b/>
         </w:rPr>
-        <w:t>Where will your 2 pistons go? Which sections, and what does each piston open?</w:t>
+        <w:t>Where go your 2 pistons? Which zones, and what does each open?</w:t>
       </w:r>
     </w:p>
     <w:p>
@@ -556,7 +547,7 @@
         <w:rPr>
           <w:b/>
         </w:rPr>
-        <w:t>Where will your 2 doors go? What is behind each one?</w:t>
+        <w:t>Where go your 2 doors? What is behind each one?</w:t>
       </w:r>
     </w:p>
     <w:p>
@@ -633,13 +624,7 @@
         <w:keepLines/>
       </w:pPr>
       <w:r>
-        <w:t xml:space="preserve">Now build it in the world. Walk the path yourself first (no code) and make sure a person can get from start to end. </w:t>
-      </w:r>
-      <w:r>
-        <w:rPr>
-          <w:b/>
-        </w:rPr>
-        <w:t>Check off each part as you place it.</w:t>
+        <w:t>Build it in the world. Walk the path yourself first (no code) and make sure a person can get from start to end. Tick each part as you place it.</w:t>
       </w:r>
     </w:p>
     <w:p>
@@ -654,7 +639,7 @@
           <w:i/>
           <w:color w:val="444444"/>
         </w:rPr>
-        <w:t>☐ Section 1 built</w:t>
+        <w:t>☐ Zone 1 built</w:t>
       </w:r>
     </w:p>
     <w:p>
@@ -669,7 +654,7 @@
           <w:i/>
           <w:color w:val="444444"/>
         </w:rPr>
-        <w:t>☐ Section 2 built</w:t>
+        <w:t>☐ Zone 2 built</w:t>
       </w:r>
     </w:p>
     <w:p>
@@ -684,7 +669,7 @@
           <w:i/>
           <w:color w:val="444444"/>
         </w:rPr>
-        <w:t>☐ Section 3 built</w:t>
+        <w:t>☐ Zone 3 built</w:t>
       </w:r>
     </w:p>
     <w:p>
@@ -699,7 +684,7 @@
           <w:i/>
           <w:color w:val="444444"/>
         </w:rPr>
-        <w:t>☐ Section 4 built</w:t>
+        <w:t>☐ Zone 4 built</w:t>
       </w:r>
     </w:p>
     <w:p>
@@ -714,7 +699,7 @@
           <w:i/>
           <w:color w:val="444444"/>
         </w:rPr>
-        <w:t>☐ Section 5 built</w:t>
+        <w:t>☐ Zone 5 built</w:t>
       </w:r>
     </w:p>
     <w:p>
@@ -729,7 +714,7 @@
           <w:i/>
           <w:color w:val="444444"/>
         </w:rPr>
-        <w:t>☐ Section 6 built</w:t>
+        <w:t>☐ Zone 6 built</w:t>
       </w:r>
     </w:p>
     <w:p>
@@ -816,7 +801,7 @@
         <w:rPr>
           <w:b/>
         </w:rPr>
-        <w:t>Did anything break while you built it? What did you have to change?</w:t>
+        <w:t>What broke while you built it? What did you change?</w:t>
       </w:r>
     </w:p>
     <w:p>
@@ -893,7 +878,7 @@
         <w:keepLines/>
       </w:pPr>
       <w:r>
-        <w:t xml:space="preserve">Now write the </w:t>
+        <w:t xml:space="preserve">Write the </w:t>
       </w:r>
       <w:r>
         <w:rPr>
@@ -913,7 +898,13 @@
         <w:t>while True</w:t>
       </w:r>
       <w:r>
-        <w:t xml:space="preserve"> loop so it checks on every step.</w:t>
+        <w:t xml:space="preserve"> loop so it checks on every step. Your solution needs </w:t>
+      </w:r>
+      <w:r>
+        <w:rPr>
+          <w:b/>
+        </w:rPr>
+        <w:t>at least 4 AND conditions and 1 OR condition.</w:t>
       </w:r>
     </w:p>
     <w:p>
@@ -931,13 +922,7 @@
         <w:t>your</w:t>
       </w:r>
       <w:r>
-        <w:t xml:space="preserve"> maze. Remember the rule: your solution needs </w:t>
-      </w:r>
-      <w:r>
-        <w:rPr>
-          <w:b/>
-        </w:rPr>
-        <w:t>at least 4 AND conditions and 1 OR condition.</w:t>
+        <w:t xml:space="preserve"> maze.</w:t>
       </w:r>
     </w:p>
     <w:p>
@@ -958,14 +943,14 @@
         <w:t xml:space="preserve">    agent.move(FORWARD, 1)</w:t>
         <w:br/>
         <w:br/>
-        <w:t xml:space="preserve">    # a junction — turn only when BOTH things are true (AND)</w:t>
+        <w:t xml:space="preserve">    # a junction — turn only when BOTH things are true  (AND)</w:t>
         <w:br/>
         <w:t xml:space="preserve">    if agent.detect(BLOCK, LEFT) and agent.detect(REDSTONE, AHEAD):</w:t>
         <w:br/>
         <w:t xml:space="preserve">        agent.turn(LEFT_TURN)</w:t>
         <w:br/>
         <w:br/>
-        <w:t xml:space="preserve">    # a door OR a piston gate — handle either one (OR)</w:t>
+        <w:t xml:space="preserve">    # a door OR a piston gate — handle either one  (OR)</w:t>
         <w:br/>
         <w:t xml:space="preserve">    elif agent.detect(BLOCK, AHEAD) or agent.detect(REDSTONE, RIGHT):</w:t>
         <w:br/>
@@ -1008,7 +993,7 @@
         <w:t>elif</w:t>
       </w:r>
       <w:r>
-        <w:t xml:space="preserve"> checks until it covers all 6 sections. Mark each AND with </w:t>
+        <w:t xml:space="preserve"> checks until it covers all 6 zones. Mark each AND with </w:t>
       </w:r>
       <w:r>
         <w:rPr>
@@ -1030,7 +1015,7 @@
         <w:t># OR</w:t>
       </w:r>
       <w:r>
-        <w:t xml:space="preserve"> in a comment so you can count them.</w:t>
+        <w:t xml:space="preserve"> so you can count them.</w:t>
       </w:r>
     </w:p>
     <w:p>
@@ -1224,7 +1209,7 @@
         <w:keepLines/>
       </w:pPr>
       <w:r>
-        <w:t xml:space="preserve">Go back through the solution you just wrote and </w:t>
+        <w:t xml:space="preserve">Go back through your solution and </w:t>
       </w:r>
       <w:r>
         <w:rPr>
@@ -1233,7 +1218,7 @@
         <w:t>count.</w:t>
       </w:r>
       <w:r>
-        <w:t xml:space="preserve"> Write the number, then copy out one real line from your code as proof.</w:t>
+        <w:t xml:space="preserve"> Write the number, then copy one real line as proof.</w:t>
       </w:r>
     </w:p>
     <w:p>
@@ -1245,7 +1230,7 @@
         <w:rPr>
           <w:b/>
         </w:rPr>
-        <w:t>How many AND conditions did you use? (need at least 4)</w:t>
+        <w:t>How many AND conditions? (need at least 4)</w:t>
       </w:r>
     </w:p>
     <w:p>
@@ -1296,7 +1281,7 @@
         <w:rPr>
           <w:b/>
         </w:rPr>
-        <w:t>Copy one of your AND lines here:</w:t>
+        <w:t>Copy one AND line:</w:t>
       </w:r>
     </w:p>
     <w:p>
@@ -1347,7 +1332,7 @@
         <w:rPr>
           <w:b/>
         </w:rPr>
-        <w:t>How many OR conditions did you use? (need at least 1)</w:t>
+        <w:t>How many OR conditions? (need at least 1)</w:t>
       </w:r>
     </w:p>
     <w:p>
@@ -1398,7 +1383,7 @@
         <w:rPr>
           <w:b/>
         </w:rPr>
-        <w:t>Copy your OR line here:</w:t>
+        <w:t>Copy your OR line:</w:t>
       </w:r>
     </w:p>
     <w:p>
@@ -1449,7 +1434,7 @@
         <w:rPr>
           <w:b/>
         </w:rPr>
-        <w:t>Why did that one spot need an OR instead of an AND? What two different things is it checking for?</w:t>
+        <w:t>Why did that spot need OR instead of AND? What two things is it checking for?</w:t>
       </w:r>
     </w:p>
     <w:p>
@@ -1517,7 +1502,202 @@
           <w:color w:val="1A4D2E"/>
           <w:sz w:val="30"/>
         </w:rPr>
-        <w:t>5 · Test It and Finish 📸</w:t>
+        <w:t>5 · Spot and Fix the Bugs 🐞</w:t>
+      </w:r>
+    </w:p>
+    <w:p>
+      <w:pPr>
+        <w:keepNext/>
+        <w:keepLines/>
+      </w:pPr>
+      <w:r>
+        <w:t>These two lines are buggy. Read each, say what goes wrong, then write the fix.</w:t>
+      </w:r>
+    </w:p>
+    <w:p>
+      <w:pPr>
+        <w:spacing w:before="40" w:after="160"/>
+        <w:ind w:left="288"/>
+        <w:keepNext/>
+        <w:keepLines/>
+        <w:shd w:val="clear" w:fill="F4F4F4"/>
+      </w:pPr>
+      <w:r>
+        <w:rPr>
+          <w:rFonts w:ascii="Consolas" w:hAnsi="Consolas" w:cs="Consolas"/>
+          <w:sz w:val="21"/>
+        </w:rPr>
+        <w:t># Should turn left only when a wall is on the left AND redstone is ahead.</w:t>
+        <w:br/>
+        <w:t>if agent.detect(BLOCK, LEFT) or agent.detect(REDSTONE, AHEAD):</w:t>
+        <w:br/>
+        <w:t xml:space="preserve">    agent.turn(LEFT_TURN)</w:t>
+      </w:r>
+    </w:p>
+    <w:p>
+      <w:pPr>
+        <w:keepNext/>
+        <w:keepLines/>
+      </w:pPr>
+      <w:r>
+        <w:rPr>
+          <w:b/>
+        </w:rPr>
+        <w:t>What is wrong, and what is the fixed line?</w:t>
+      </w:r>
+    </w:p>
+    <w:p>
+      <w:pPr>
+        <w:spacing w:after="0" w:before="0" w:line="520" w:lineRule="exact"/>
+        <w:keepNext/>
+        <w:keepLines/>
+        <w:pBdr>
+          <w:bottom w:val="single" w:sz="6" w:space="1" w:color="C9C9C9"/>
+        </w:pBdr>
+      </w:pPr>
+      <w:r>
+        <w:t xml:space="preserve"> </w:t>
+      </w:r>
+    </w:p>
+    <w:p>
+      <w:pPr>
+        <w:spacing w:after="0" w:before="0" w:line="520" w:lineRule="exact"/>
+        <w:keepNext/>
+        <w:keepLines/>
+        <w:pBdr>
+          <w:bottom w:val="single" w:sz="6" w:space="1" w:color="C9C9C9"/>
+        </w:pBdr>
+      </w:pPr>
+      <w:r>
+        <w:t xml:space="preserve"> </w:t>
+      </w:r>
+    </w:p>
+    <w:p>
+      <w:pPr>
+        <w:spacing w:after="0" w:before="0" w:line="520" w:lineRule="exact"/>
+        <w:keepNext/>
+        <w:keepLines/>
+        <w:pBdr>
+          <w:bottom w:val="single" w:sz="6" w:space="1" w:color="C9C9C9"/>
+        </w:pBdr>
+      </w:pPr>
+      <w:r>
+        <w:t xml:space="preserve"> </w:t>
+      </w:r>
+    </w:p>
+    <w:p>
+      <w:pPr>
+        <w:spacing w:after="0" w:before="0" w:line="520" w:lineRule="exact"/>
+        <w:keepNext w:val="0"/>
+        <w:keepLines/>
+        <w:pBdr>
+          <w:bottom w:val="single" w:sz="6" w:space="1" w:color="C9C9C9"/>
+        </w:pBdr>
+      </w:pPr>
+      <w:r>
+        <w:t xml:space="preserve"> </w:t>
+      </w:r>
+    </w:p>
+    <w:p>
+      <w:pPr>
+        <w:spacing w:before="40" w:after="160"/>
+        <w:ind w:left="288"/>
+        <w:keepNext/>
+        <w:keepLines/>
+        <w:shd w:val="clear" w:fill="F4F4F4"/>
+      </w:pPr>
+      <w:r>
+        <w:rPr>
+          <w:rFonts w:ascii="Consolas" w:hAnsi="Consolas" w:cs="Consolas"/>
+          <w:sz w:val="21"/>
+        </w:rPr>
+        <w:t># Should open a door ahead, then step through it.</w:t>
+        <w:br/>
+        <w:t>elif agent.detect(BLOCK, AHEAD):</w:t>
+        <w:br/>
+        <w:t xml:space="preserve">    agent.move(FORWARD, 1)</w:t>
+        <w:br/>
+        <w:t xml:space="preserve">    agent.interact(AHEAD)</w:t>
+      </w:r>
+    </w:p>
+    <w:p>
+      <w:pPr>
+        <w:keepNext/>
+        <w:keepLines/>
+      </w:pPr>
+      <w:r>
+        <w:rPr>
+          <w:b/>
+        </w:rPr>
+        <w:t>What is wrong, and what is the fixed code?</w:t>
+      </w:r>
+    </w:p>
+    <w:p>
+      <w:pPr>
+        <w:spacing w:after="0" w:before="0" w:line="520" w:lineRule="exact"/>
+        <w:keepNext/>
+        <w:keepLines/>
+        <w:pBdr>
+          <w:bottom w:val="single" w:sz="6" w:space="1" w:color="C9C9C9"/>
+        </w:pBdr>
+      </w:pPr>
+      <w:r>
+        <w:t xml:space="preserve"> </w:t>
+      </w:r>
+    </w:p>
+    <w:p>
+      <w:pPr>
+        <w:spacing w:after="0" w:before="0" w:line="520" w:lineRule="exact"/>
+        <w:keepNext/>
+        <w:keepLines/>
+        <w:pBdr>
+          <w:bottom w:val="single" w:sz="6" w:space="1" w:color="C9C9C9"/>
+        </w:pBdr>
+      </w:pPr>
+      <w:r>
+        <w:t xml:space="preserve"> </w:t>
+      </w:r>
+    </w:p>
+    <w:p>
+      <w:pPr>
+        <w:spacing w:after="0" w:before="0" w:line="520" w:lineRule="exact"/>
+        <w:keepNext/>
+        <w:keepLines/>
+        <w:pBdr>
+          <w:bottom w:val="single" w:sz="6" w:space="1" w:color="C9C9C9"/>
+        </w:pBdr>
+      </w:pPr>
+      <w:r>
+        <w:t xml:space="preserve"> </w:t>
+      </w:r>
+    </w:p>
+    <w:p>
+      <w:pPr>
+        <w:spacing w:after="0" w:before="0" w:line="520" w:lineRule="exact"/>
+        <w:keepNext w:val="0"/>
+        <w:keepLines/>
+        <w:pBdr>
+          <w:bottom w:val="single" w:sz="6" w:space="1" w:color="C9C9C9"/>
+        </w:pBdr>
+      </w:pPr>
+      <w:r>
+        <w:t xml:space="preserve"> </w:t>
+      </w:r>
+    </w:p>
+    <w:p>
+      <w:pPr>
+        <w:keepNext/>
+        <w:keepLines/>
+        <w:pageBreakBefore/>
+        <w:spacing w:before="40" w:after="120"/>
+      </w:pPr>
+      <w:r>
+        <w:rPr>
+          <w:b/>
+          <w:color w:val="1A4D2E"/>
+          <w:sz w:val="30"/>
+        </w:rPr>
+        <w:t>6 · Test It and Finish 📸</w:t>
       </w:r>
     </w:p>
     <w:p>
@@ -1537,16 +1717,7 @@
         <w:t>run</w:t>
       </w:r>
       <w:r>
-        <w:t xml:space="preserve"> and watch the agent. It will get stuck somewhere — that is normal. Find where it stops, fix that part of your code or your maze, and run it again. Keep going until the agent reaches the </w:t>
-      </w:r>
-      <w:r>
-        <w:rPr>
-          <w:b/>
-        </w:rPr>
-        <w:t>GOAL</w:t>
-      </w:r>
-      <w:r>
-        <w:t xml:space="preserve"> all by itself. Use </w:t>
+        <w:t xml:space="preserve"> and watch the agent. It will get stuck somewhere — that is normal. Find where it stops, fix that part of your code or your maze, and run it again. Use </w:t>
       </w:r>
       <w:r>
         <w:rPr>
@@ -1557,7 +1728,16 @@
         <w:t>rl</w:t>
       </w:r>
       <w:r>
-        <w:t xml:space="preserve"> to send it back to the start between tries.</w:t>
+        <w:t xml:space="preserve"> to send it back between tries. Keep going until the agent reaches the </w:t>
+      </w:r>
+      <w:r>
+        <w:rPr>
+          <w:b/>
+        </w:rPr>
+        <w:t>GOAL</w:t>
+      </w:r>
+      <w:r>
+        <w:t xml:space="preserve"> all by itself.</w:t>
       </w:r>
     </w:p>
     <w:p>
@@ -1566,7 +1746,7 @@
         <w:keepLines/>
       </w:pPr>
       <w:r>
-        <w:t>When the agent finishes your maze on its own, come back here. Send a photo or video of the agent at the goal, then explain what you did. Use these sentence starters — write 5 to 7 sentences total.</w:t>
+        <w:t>When the agent finishes your maze on its own, send a photo OR video of the agent at the goal, then explain. Write 5 to 7 sentences with these starters.</w:t>
       </w:r>
     </w:p>
     <w:p>
@@ -1581,7 +1761,7 @@
           <w:i/>
           <w:color w:val="444444"/>
         </w:rPr>
-        <w:t>My maze runs through 6 sections. The trickiest section was …</w:t>
+        <w:t>My maze runs through 6 zones. The trickiest zone was …</w:t>
       </w:r>
     </w:p>
     <w:p>
@@ -1873,7 +2053,7 @@
           <w:color w:val="1A4D2E"/>
           <w:sz w:val="30"/>
         </w:rPr>
-        <w:t>6 · Present Your Maze 🎥</w:t>
+        <w:t>7 · Present Your Maze 🎥</w:t>
       </w:r>
     </w:p>
     <w:p>
@@ -1897,7 +2077,7 @@
         <w:rPr>
           <w:b/>
         </w:rPr>
-        <w:t>section</w:t>
+        <w:t>zone</w:t>
       </w:r>
       <w:r>
         <w:t xml:space="preserve">, </w:t>
@@ -1965,7 +2145,7 @@
         <w:ind w:left="864"/>
       </w:pPr>
       <w:r>
-        <w:t>1.  Show the whole maze from the start and point out the 6 sections.</w:t>
+        <w:t>1.  Show the whole maze from the start and point out the 6 zones.</w:t>
       </w:r>
     </w:p>
     <w:p>
@@ -2032,10 +2212,10 @@
         <w:rPr>
           <w:b/>
         </w:rPr>
-        <w:t>Write what you will say in your video.</w:t>
+        <w:t>Plan your video here first</w:t>
       </w:r>
       <w:r>
-        <w:t xml:space="preserve"> Plan it here first — you can read from it while filming.</w:t>
+        <w:t xml:space="preserve"> — you can read from it while filming.</w:t>
       </w:r>
     </w:p>
     <w:p>
